--- a/public/forms/Cover Page.docx
+++ b/public/forms/Cover Page.docx
@@ -77,7 +77,7 @@
         <w:rPr>
           <w:rtl w:val="0"/>
         </w:rPr>
-        <w:t xml:space="preserve">Thank you for filling out the 1:1 iPad opt out form.  The district requires the form to be submitted by the student’s parent or guardian directly to the {SchoolName} Principal, {PrincipalName}, in person or via email.  The principal may be emailed at {EmailAddress}.</w:t>
+        <w:t xml:space="preserve">Thank you for completing the 1:1 digital device opt-out form. Your form has been pre-populated and is ready to submit. The District requires the form to be submitted by the student’s parent or guardian directly to the {SchoolName} Principal, {PrincipalName}, either in person at the school office or via email at {EmailAddress}.</w:t>
       </w:r>
     </w:p>
     <w:sectPr>
